--- a/Foreground Masking/documentation/SEP_Spike_Gate_Interactive_Methodology_and_Parameters.docx
+++ b/Foreground Masking/documentation/SEP_Spike_Gate_Interactive_Methodology_and_Parameters.docx
@@ -2083,7 +2083,7 @@
         <w:color w:val="5A5A5A"/>
         <w:sz w:val="18"/>
       </w:rPr>
-      <w:t>Generated 2026-07-15</w:t>
+      <w:t>Generated 2026-07-19</w:t>
     </w:r>
   </w:p>
 </w:ftr>

--- a/Foreground Masking/documentation/SEP_Spike_Gate_Interactive_Methodology_and_Parameters.docx
+++ b/Foreground Masking/documentation/SEP_Spike_Gate_Interactive_Methodology_and_Parameters.docx
@@ -2083,7 +2083,7 @@
         <w:color w:val="5A5A5A"/>
         <w:sz w:val="18"/>
       </w:rPr>
-      <w:t>Generated 2026-07-19</w:t>
+      <w:t>Generated 2026-07-22</w:t>
     </w:r>
   </w:p>
 </w:ftr>

--- a/Foreground Masking/documentation/SEP_Spike_Gate_Interactive_Methodology_and_Parameters.docx
+++ b/Foreground Masking/documentation/SEP_Spike_Gate_Interactive_Methodology_and_Parameters.docx
@@ -2083,7 +2083,7 @@
         <w:color w:val="5A5A5A"/>
         <w:sz w:val="18"/>
       </w:rPr>
-      <w:t>Generated 2026-07-22</w:t>
+      <w:t>Generated 2026-07-27</w:t>
     </w:r>
   </w:p>
 </w:ftr>
